--- a/Отчёт_лаба1.docx
+++ b/Отчёт_лаба1.docx
@@ -563,6 +563,23 @@
           <w:lang w:val="ru-RU"/>
         </w:rPr>
         <w:t>.</w:t>
+      </w:r>
+    </w:p>
+    <w:p>
+      <w:pPr>
+        <w:spacing w:after="0" w:line="360" w:lineRule="auto"/>
+        <w:ind w:firstLine="709"/>
+        <w:jc w:val="both"/>
+        <w:rPr>
+          <w:lang w:val="ru-RU"/>
+        </w:rPr>
+      </w:pPr>
+      <w:r>
+        <w:rPr>
+          <w:rFonts w:cs="Times New Roman"/>
+          <w:lang w:val="ru-RU"/>
+        </w:rPr>
+        <w:t>Проект: https://github.com/YaGaRu/lab1</w:t>
       </w:r>
     </w:p>
     <w:p>
